--- a/6-过程管理/运行记录类文件/060206-项目新增服务器扩容方案.docx
+++ b/6-过程管理/运行记录类文件/060206-项目新增服务器扩容方案.docx
@@ -15,7 +15,7 @@
       <w:pPr>
         <w:pStyle w:val="2"/>
         <w:spacing w:before="176" w:line="226" w:lineRule="auto"/>
-        <w:ind w:left="2958"/>
+        <w:jc w:val="center"/>
         <w:outlineLvl w:val="0"/>
         <w:rPr>
           <w:sz w:val="52"/>
@@ -44,8 +44,6 @@
         </w:rPr>
         <w:t>新增服务器扩容</w:t>
       </w:r>
-      <w:bookmarkStart w:id="0" w:name="_GoBack"/>
-      <w:bookmarkEnd w:id="0"/>
       <w:r>
         <w:rPr>
           <w:b/>
@@ -2829,7 +2827,15 @@
         <w:rPr>
           <w:spacing w:val="-1"/>
         </w:rPr>
-        <w:t>将项目相关文档进行整理和归档，便于查阅和管理。</w:t>
+        <w:t>将项目相关文档进行整理和归档，便于查阅和管理</w:t>
+      </w:r>
+      <w:bookmarkStart w:id="0" w:name="_GoBack"/>
+      <w:bookmarkEnd w:id="0"/>
+      <w:r>
+        <w:rPr>
+          <w:spacing w:val="-1"/>
+        </w:rPr>
+        <w:t>。</w:t>
       </w:r>
     </w:p>
     <w:sectPr>
